--- a/data/revised_2026-10_full/outputs/v2/Core_Mathematics/SS2.3_Rotation/Core_Mathematics_Rotation_CBE_LessonSequence.docx
+++ b/data/revised_2026-10_full/outputs/v2/Core_Mathematics/SS2.3_Rotation/Core_Mathematics_Rotation_CBE_LessonSequence.docx
@@ -2318,7 +2318,7 @@
         </w:rPr>
         <w:t xml:space="preserve">© 2026 SeaVuria and ARES. This work is licensed under a </w:t>
       </w:r>
-      <w:hyperlink w:history="1" r:id="rIdu7tqy1gp-zgfl2jn2kqpd">
+      <w:hyperlink w:history="1" r:id="rIdqguqcuir2gbsmox6heczr">
         <w:r>
           <w:rPr>
             <w:rFonts w:ascii="Arial" w:cs="Arial" w:eastAsia="Arial" w:hAnsi="Arial"/>
@@ -2338,7 +2338,7 @@
         </w:rPr>
         <w:t xml:space="preserve"> (</w:t>
       </w:r>
-      <w:hyperlink w:history="1" r:id="rIdxudpzhv-3sr3ldfal266b">
+      <w:hyperlink w:history="1" r:id="rIdhahiyf0l-ef9xvzkioiwc">
         <w:r>
           <w:rPr>
             <w:rFonts w:ascii="Arial" w:cs="Arial" w:eastAsia="Arial" w:hAnsi="Arial"/>
@@ -2358,7 +2358,7 @@
         </w:rPr>
         <w:t xml:space="preserve">). To view a copy of this license, visit </w:t>
       </w:r>
-      <w:hyperlink w:history="1" r:id="rIdg_2pg28qk-bstk35zqdmv">
+      <w:hyperlink w:history="1" r:id="rIdemnyyypeeeqh_ifs_h07o">
         <w:r>
           <w:rPr>
             <w:rFonts w:ascii="Arial" w:cs="Arial" w:eastAsia="Arial" w:hAnsi="Arial"/>
@@ -3397,7 +3397,7 @@
             <w:pPr>
               <w:spacing w:after="20" w:before="0"/>
             </w:pPr>
-            <w:hyperlink w:history="1" r:id="rIdj4aavv6-rowgagk8kzw-u">
+            <w:hyperlink w:history="1" r:id="rIdglnim5hmxgzptwhlbwlwb">
               <w:r>
                 <w:rPr>
                   <w:rFonts w:ascii="Arial" w:cs="Arial" w:eastAsia="Arial" w:hAnsi="Arial"/>
@@ -3430,7 +3430,7 @@
               <w:spacing w:after="10" w:before="0"/>
               <w:ind w:left="120"/>
             </w:pPr>
-            <w:hyperlink w:history="1" r:id="rIdi_-r5zjsnx3pdp9bzibnl">
+            <w:hyperlink w:history="1" r:id="rId8-85d1vdvw_jbmmzg0dhy">
               <w:r>
                 <w:rPr>
                   <w:rFonts w:ascii="Arial" w:cs="Arial" w:eastAsia="Arial" w:hAnsi="Arial"/>
@@ -3475,7 +3475,7 @@
             <w:pPr>
               <w:spacing w:after="20" w:before="0"/>
             </w:pPr>
-            <w:hyperlink w:history="1" r:id="rIdrukwiymltlsm5o-88ho2x">
+            <w:hyperlink w:history="1" r:id="rId6c5q41gvy1at4xwpecufo">
               <w:r>
                 <w:rPr>
                   <w:rFonts w:ascii="Arial" w:cs="Arial" w:eastAsia="Arial" w:hAnsi="Arial"/>
@@ -3508,7 +3508,7 @@
               <w:spacing w:after="10" w:before="0"/>
               <w:ind w:left="120"/>
             </w:pPr>
-            <w:hyperlink w:history="1" r:id="rIdfgada0ewhk-bay_o0dlhf">
+            <w:hyperlink w:history="1" r:id="rIdcmsiszbq21djbhnlnr4wl">
               <w:r>
                 <w:rPr>
                   <w:rFonts w:ascii="Arial" w:cs="Arial" w:eastAsia="Arial" w:hAnsi="Arial"/>
@@ -3708,7 +3708,7 @@
             <w:pPr>
               <w:spacing w:after="20" w:before="0"/>
             </w:pPr>
-            <w:hyperlink w:history="1" r:id="rIdlex5uwo3tte2xk5x0rwae">
+            <w:hyperlink w:history="1" r:id="rIdild5kbp177tsjmxk4j5ho">
               <w:r>
                 <w:rPr>
                   <w:rFonts w:ascii="Arial" w:cs="Arial" w:eastAsia="Arial" w:hAnsi="Arial"/>
@@ -3741,7 +3741,7 @@
               <w:spacing w:after="10" w:before="0"/>
               <w:ind w:left="120"/>
             </w:pPr>
-            <w:hyperlink w:history="1" r:id="rId2csveyjomgju328kmilgh">
+            <w:hyperlink w:history="1" r:id="rIdikyd2qon91cm0kkwscqhi">
               <w:r>
                 <w:rPr>
                   <w:rFonts w:ascii="Arial" w:cs="Arial" w:eastAsia="Arial" w:hAnsi="Arial"/>
@@ -3786,7 +3786,7 @@
             <w:pPr>
               <w:spacing w:after="20" w:before="0"/>
             </w:pPr>
-            <w:hyperlink w:history="1" r:id="rIdjfme5f-vnek__czzdxyun">
+            <w:hyperlink w:history="1" r:id="rIddbp-6apaaieji5c_ucu_j">
               <w:r>
                 <w:rPr>
                   <w:rFonts w:ascii="Arial" w:cs="Arial" w:eastAsia="Arial" w:hAnsi="Arial"/>
@@ -3819,7 +3819,7 @@
               <w:spacing w:after="10" w:before="0"/>
               <w:ind w:left="120"/>
             </w:pPr>
-            <w:hyperlink w:history="1" r:id="rIdj0npakznjkym-fxbbuajs">
+            <w:hyperlink w:history="1" r:id="rId52rxx9qmwgtd6vbe5cyq6">
               <w:r>
                 <w:rPr>
                   <w:rFonts w:ascii="Arial" w:cs="Arial" w:eastAsia="Arial" w:hAnsi="Arial"/>
@@ -4019,7 +4019,7 @@
             <w:pPr>
               <w:spacing w:after="20" w:before="0"/>
             </w:pPr>
-            <w:hyperlink w:history="1" r:id="rIdtkni_ux4hch6mp2erji4s">
+            <w:hyperlink w:history="1" r:id="rIdwykmkyfib8ezqmimxaers">
               <w:r>
                 <w:rPr>
                   <w:rFonts w:ascii="Arial" w:cs="Arial" w:eastAsia="Arial" w:hAnsi="Arial"/>
@@ -4052,7 +4052,7 @@
               <w:spacing w:after="10" w:before="0"/>
               <w:ind w:left="120"/>
             </w:pPr>
-            <w:hyperlink w:history="1" r:id="rIdfjzsi-qrph3400imgoek2">
+            <w:hyperlink w:history="1" r:id="rId3rw_c-j8cmrfb3ebiwfek">
               <w:r>
                 <w:rPr>
                   <w:rFonts w:ascii="Arial" w:cs="Arial" w:eastAsia="Arial" w:hAnsi="Arial"/>
@@ -4097,7 +4097,7 @@
             <w:pPr>
               <w:spacing w:after="20" w:before="0"/>
             </w:pPr>
-            <w:hyperlink w:history="1" r:id="rIdinook9mjjxumdibqibdkn">
+            <w:hyperlink w:history="1" r:id="rIduhn8sxyfmb8ucieba_pgj">
               <w:r>
                 <w:rPr>
                   <w:rFonts w:ascii="Arial" w:cs="Arial" w:eastAsia="Arial" w:hAnsi="Arial"/>
@@ -4130,7 +4130,7 @@
               <w:spacing w:after="10" w:before="0"/>
               <w:ind w:left="120"/>
             </w:pPr>
-            <w:hyperlink w:history="1" r:id="rIde3vqg0pgpk_ac9vx2wfpa">
+            <w:hyperlink w:history="1" r:id="rIdbezdyhk4wtqbojwx8ozz8">
               <w:r>
                 <w:rPr>
                   <w:rFonts w:ascii="Arial" w:cs="Arial" w:eastAsia="Arial" w:hAnsi="Arial"/>
@@ -4330,7 +4330,7 @@
             <w:pPr>
               <w:spacing w:after="20" w:before="0"/>
             </w:pPr>
-            <w:hyperlink w:history="1" r:id="rId5qpn2zpa7yyho8zdeawgn">
+            <w:hyperlink w:history="1" r:id="rId4qmdm3yqsr3ikditmvzpm">
               <w:r>
                 <w:rPr>
                   <w:rFonts w:ascii="Arial" w:cs="Arial" w:eastAsia="Arial" w:hAnsi="Arial"/>
@@ -4363,7 +4363,7 @@
               <w:spacing w:after="10" w:before="0"/>
               <w:ind w:left="120"/>
             </w:pPr>
-            <w:hyperlink w:history="1" r:id="rId-fwfpnl0ixg5qdruhjwkx">
+            <w:hyperlink w:history="1" r:id="rId5xsbezt-1dwqdov9k57vp">
               <w:r>
                 <w:rPr>
                   <w:rFonts w:ascii="Arial" w:cs="Arial" w:eastAsia="Arial" w:hAnsi="Arial"/>
@@ -4408,7 +4408,7 @@
             <w:pPr>
               <w:spacing w:after="20" w:before="0"/>
             </w:pPr>
-            <w:hyperlink w:history="1" r:id="rIdnnefb7hcnnwxrd4i-d9_-">
+            <w:hyperlink w:history="1" r:id="rIdgydj2hrysll11e3m3rr4d">
               <w:r>
                 <w:rPr>
                   <w:rFonts w:ascii="Arial" w:cs="Arial" w:eastAsia="Arial" w:hAnsi="Arial"/>
@@ -4441,7 +4441,7 @@
               <w:spacing w:after="10" w:before="0"/>
               <w:ind w:left="120"/>
             </w:pPr>
-            <w:hyperlink w:history="1" r:id="rIdif6-udravzju5bzlcmhrx">
+            <w:hyperlink w:history="1" r:id="rIduoad_7fuq-lhupx-lpo8y">
               <w:r>
                 <w:rPr>
                   <w:rFonts w:ascii="Arial" w:cs="Arial" w:eastAsia="Arial" w:hAnsi="Arial"/>
@@ -4641,7 +4641,7 @@
             <w:pPr>
               <w:spacing w:after="20" w:before="0"/>
             </w:pPr>
-            <w:hyperlink w:history="1" r:id="rId4sgmianz1cqr0-x8hryki">
+            <w:hyperlink w:history="1" r:id="rIdxevyh_gsttkw70dgmx5q7">
               <w:r>
                 <w:rPr>
                   <w:rFonts w:ascii="Arial" w:cs="Arial" w:eastAsia="Arial" w:hAnsi="Arial"/>
@@ -4674,7 +4674,7 @@
               <w:spacing w:after="10" w:before="0"/>
               <w:ind w:left="120"/>
             </w:pPr>
-            <w:hyperlink w:history="1" r:id="rId70huocxcvwzwsmpzwq_ce">
+            <w:hyperlink w:history="1" r:id="rId7_f9c48vj3telcrgbfkzn">
               <w:r>
                 <w:rPr>
                   <w:rFonts w:ascii="Arial" w:cs="Arial" w:eastAsia="Arial" w:hAnsi="Arial"/>
@@ -4719,7 +4719,7 @@
             <w:pPr>
               <w:spacing w:after="20" w:before="0"/>
             </w:pPr>
-            <w:hyperlink w:history="1" r:id="rIdoyv7oocj6el16c75dbkak">
+            <w:hyperlink w:history="1" r:id="rIddhvarq_h38ni9zz6qwo2k">
               <w:r>
                 <w:rPr>
                   <w:rFonts w:ascii="Arial" w:cs="Arial" w:eastAsia="Arial" w:hAnsi="Arial"/>
@@ -4752,7 +4752,7 @@
               <w:spacing w:after="10" w:before="0"/>
               <w:ind w:left="120"/>
             </w:pPr>
-            <w:hyperlink w:history="1" r:id="rIdvsrwemhndpfkmexenushp">
+            <w:hyperlink w:history="1" r:id="rIdskp5etuyau1qbh8xejki1">
               <w:r>
                 <w:rPr>
                   <w:rFonts w:ascii="Arial" w:cs="Arial" w:eastAsia="Arial" w:hAnsi="Arial"/>
@@ -5277,7 +5277,7 @@
         </w:rPr>
         <w:t xml:space="preserve">© 2026 SeaVuria and ARES. Aligned with KICD objectives. Developed by SeaVuria; technical implementation by ARES (with AI assistance from Claude). Licensed under </w:t>
       </w:r>
-      <w:hyperlink w:history="1" r:id="rId0mlzx14ckgacgen0xv3yl">
+      <w:hyperlink w:history="1" r:id="rId6fdzqrlrbjy0ardx1qorr">
         <w:r>
           <w:rPr>
             <w:rFonts w:ascii="Arial" w:cs="Arial" w:eastAsia="Arial" w:hAnsi="Arial"/>
@@ -5298,7 +5298,7 @@
         </w:rPr>
         <w:t xml:space="preserve"> (</w:t>
       </w:r>
-      <w:hyperlink w:history="1" r:id="rIdtdsaux3y3f2yry9k6av94">
+      <w:hyperlink w:history="1" r:id="rIdw_7byfeh3bubwvnskbca7">
         <w:r>
           <w:rPr>
             <w:rFonts w:ascii="Arial" w:cs="Arial" w:eastAsia="Arial" w:hAnsi="Arial"/>
@@ -6338,7 +6338,7 @@
             <w:pPr>
               <w:spacing w:after="20" w:before="0"/>
             </w:pPr>
-            <w:hyperlink w:history="1" r:id="rIds7pmuk-a6jk9nxre3uudm">
+            <w:hyperlink w:history="1" r:id="rId-afxn8y6itwnbmbnnedge">
               <w:r>
                 <w:rPr>
                   <w:rFonts w:ascii="Arial" w:cs="Arial" w:eastAsia="Arial" w:hAnsi="Arial"/>
@@ -6371,7 +6371,7 @@
               <w:spacing w:after="10" w:before="0"/>
               <w:ind w:left="120"/>
             </w:pPr>
-            <w:hyperlink w:history="1" r:id="rIdqvjcy_0ghtcil9fzzugjv">
+            <w:hyperlink w:history="1" r:id="rIdk8quqvhiafnbbgjksngks">
               <w:r>
                 <w:rPr>
                   <w:rFonts w:ascii="Arial" w:cs="Arial" w:eastAsia="Arial" w:hAnsi="Arial"/>
@@ -6416,7 +6416,7 @@
             <w:pPr>
               <w:spacing w:after="20" w:before="0"/>
             </w:pPr>
-            <w:hyperlink w:history="1" r:id="rIdqpzq3j_1ypv8g1rikowcd">
+            <w:hyperlink w:history="1" r:id="rIdam2_7duna4optio2mldxu">
               <w:r>
                 <w:rPr>
                   <w:rFonts w:ascii="Arial" w:cs="Arial" w:eastAsia="Arial" w:hAnsi="Arial"/>
@@ -6449,7 +6449,7 @@
               <w:spacing w:after="10" w:before="0"/>
               <w:ind w:left="120"/>
             </w:pPr>
-            <w:hyperlink w:history="1" r:id="rIdxkardyqdfd7wpzles8oe3">
+            <w:hyperlink w:history="1" r:id="rIdgv18thjvewwvj-85vlyg_">
               <w:r>
                 <w:rPr>
                   <w:rFonts w:ascii="Arial" w:cs="Arial" w:eastAsia="Arial" w:hAnsi="Arial"/>
@@ -6649,7 +6649,7 @@
             <w:pPr>
               <w:spacing w:after="20" w:before="0"/>
             </w:pPr>
-            <w:hyperlink w:history="1" r:id="rIdutwxvasc65yfdzead_bpm">
+            <w:hyperlink w:history="1" r:id="rId5qpiynnclyyx3krtl1e-a">
               <w:r>
                 <w:rPr>
                   <w:rFonts w:ascii="Arial" w:cs="Arial" w:eastAsia="Arial" w:hAnsi="Arial"/>
@@ -6682,7 +6682,7 @@
               <w:spacing w:after="10" w:before="0"/>
               <w:ind w:left="120"/>
             </w:pPr>
-            <w:hyperlink w:history="1" r:id="rIdjd7wlsf5jpljy-u-nwbiy">
+            <w:hyperlink w:history="1" r:id="rIdts_jo3p1z14da6_ihwd3g">
               <w:r>
                 <w:rPr>
                   <w:rFonts w:ascii="Arial" w:cs="Arial" w:eastAsia="Arial" w:hAnsi="Arial"/>
@@ -6727,7 +6727,7 @@
             <w:pPr>
               <w:spacing w:after="20" w:before="0"/>
             </w:pPr>
-            <w:hyperlink w:history="1" r:id="rIdqkkdh4lnxk0olmplmrua0">
+            <w:hyperlink w:history="1" r:id="rIdp5zajxla7fu5fxunjgu06">
               <w:r>
                 <w:rPr>
                   <w:rFonts w:ascii="Arial" w:cs="Arial" w:eastAsia="Arial" w:hAnsi="Arial"/>
@@ -6760,7 +6760,7 @@
               <w:spacing w:after="10" w:before="0"/>
               <w:ind w:left="120"/>
             </w:pPr>
-            <w:hyperlink w:history="1" r:id="rIdocjwxdxerzrik0q2-ltb-">
+            <w:hyperlink w:history="1" r:id="rIdadw7g8vq2fxx9ctvt14me">
               <w:r>
                 <w:rPr>
                   <w:rFonts w:ascii="Arial" w:cs="Arial" w:eastAsia="Arial" w:hAnsi="Arial"/>
@@ -6960,7 +6960,7 @@
             <w:pPr>
               <w:spacing w:after="20" w:before="0"/>
             </w:pPr>
-            <w:hyperlink w:history="1" r:id="rIdizpxdvqgsn5hzsl-pa8tx">
+            <w:hyperlink w:history="1" r:id="rIdlapi2idkiy026r8rlxxva">
               <w:r>
                 <w:rPr>
                   <w:rFonts w:ascii="Arial" w:cs="Arial" w:eastAsia="Arial" w:hAnsi="Arial"/>
@@ -6993,7 +6993,7 @@
               <w:spacing w:after="10" w:before="0"/>
               <w:ind w:left="120"/>
             </w:pPr>
-            <w:hyperlink w:history="1" r:id="rIdyj-m0-hx0mdys5afls7op">
+            <w:hyperlink w:history="1" r:id="rIdlbaepsjxeu2tbcgr9kr0r">
               <w:r>
                 <w:rPr>
                   <w:rFonts w:ascii="Arial" w:cs="Arial" w:eastAsia="Arial" w:hAnsi="Arial"/>
@@ -7038,7 +7038,7 @@
             <w:pPr>
               <w:spacing w:after="20" w:before="0"/>
             </w:pPr>
-            <w:hyperlink w:history="1" r:id="rIdgtfcliqviflkcwfef0i02">
+            <w:hyperlink w:history="1" r:id="rIdcl1koeb1wcfdid-p2p7ej">
               <w:r>
                 <w:rPr>
                   <w:rFonts w:ascii="Arial" w:cs="Arial" w:eastAsia="Arial" w:hAnsi="Arial"/>
@@ -7071,7 +7071,7 @@
               <w:spacing w:after="10" w:before="0"/>
               <w:ind w:left="120"/>
             </w:pPr>
-            <w:hyperlink w:history="1" r:id="rIdhecz4xxevgp47twfovsze">
+            <w:hyperlink w:history="1" r:id="rIdo9ddhe_hzngrvz4rb9xno">
               <w:r>
                 <w:rPr>
                   <w:rFonts w:ascii="Arial" w:cs="Arial" w:eastAsia="Arial" w:hAnsi="Arial"/>
@@ -7271,7 +7271,7 @@
             <w:pPr>
               <w:spacing w:after="20" w:before="0"/>
             </w:pPr>
-            <w:hyperlink w:history="1" r:id="rIdwuhddi0h-5e3jeyntir2r">
+            <w:hyperlink w:history="1" r:id="rId0kbkn-_1ehjmhdry7qai9">
               <w:r>
                 <w:rPr>
                   <w:rFonts w:ascii="Arial" w:cs="Arial" w:eastAsia="Arial" w:hAnsi="Arial"/>
@@ -7304,7 +7304,7 @@
               <w:spacing w:after="10" w:before="0"/>
               <w:ind w:left="120"/>
             </w:pPr>
-            <w:hyperlink w:history="1" r:id="rIdds9e7uvlstg2ifnjf_fr7">
+            <w:hyperlink w:history="1" r:id="rId2bzxnqznxuxgn0kcm1dm9">
               <w:r>
                 <w:rPr>
                   <w:rFonts w:ascii="Arial" w:cs="Arial" w:eastAsia="Arial" w:hAnsi="Arial"/>
@@ -7349,7 +7349,7 @@
             <w:pPr>
               <w:spacing w:after="20" w:before="0"/>
             </w:pPr>
-            <w:hyperlink w:history="1" r:id="rIdbhcwvvs-qavt5uqj2umd9">
+            <w:hyperlink w:history="1" r:id="rIdywd6gayo4ixk93fqcx9er">
               <w:r>
                 <w:rPr>
                   <w:rFonts w:ascii="Arial" w:cs="Arial" w:eastAsia="Arial" w:hAnsi="Arial"/>
@@ -7382,7 +7382,7 @@
               <w:spacing w:after="10" w:before="0"/>
               <w:ind w:left="120"/>
             </w:pPr>
-            <w:hyperlink w:history="1" r:id="rIdciqy0u7fqlhbslkvru-b8">
+            <w:hyperlink w:history="1" r:id="rId8nbxsenst3l3g2ewd4u3l">
               <w:r>
                 <w:rPr>
                   <w:rFonts w:ascii="Arial" w:cs="Arial" w:eastAsia="Arial" w:hAnsi="Arial"/>
@@ -7582,7 +7582,7 @@
             <w:pPr>
               <w:spacing w:after="20" w:before="0"/>
             </w:pPr>
-            <w:hyperlink w:history="1" r:id="rIdprgfzbko3py4b5cdx0pfe">
+            <w:hyperlink w:history="1" r:id="rIdsc8mj6xyzl9wlvfqpkmz2">
               <w:r>
                 <w:rPr>
                   <w:rFonts w:ascii="Arial" w:cs="Arial" w:eastAsia="Arial" w:hAnsi="Arial"/>
@@ -7615,7 +7615,7 @@
               <w:spacing w:after="10" w:before="0"/>
               <w:ind w:left="120"/>
             </w:pPr>
-            <w:hyperlink w:history="1" r:id="rIdp4ohbnxs20dvwkb47yom8">
+            <w:hyperlink w:history="1" r:id="rIdmyexe9nx4grfp7ub1a2ng">
               <w:r>
                 <w:rPr>
                   <w:rFonts w:ascii="Arial" w:cs="Arial" w:eastAsia="Arial" w:hAnsi="Arial"/>
@@ -7660,7 +7660,7 @@
             <w:pPr>
               <w:spacing w:after="20" w:before="0"/>
             </w:pPr>
-            <w:hyperlink w:history="1" r:id="rIdq7dmbad7puezizeqrykuy">
+            <w:hyperlink w:history="1" r:id="rIdongnn87donegzrvx84amz">
               <w:r>
                 <w:rPr>
                   <w:rFonts w:ascii="Arial" w:cs="Arial" w:eastAsia="Arial" w:hAnsi="Arial"/>
@@ -7709,7 +7709,7 @@
               <w:spacing w:after="10" w:before="0"/>
               <w:ind w:left="120"/>
             </w:pPr>
-            <w:hyperlink w:history="1" r:id="rId64lododrzgzvzsic5wnf0">
+            <w:hyperlink w:history="1" r:id="rIdc0x6ng-xu7__ptr8ai-hl">
               <w:r>
                 <w:rPr>
                   <w:rFonts w:ascii="Arial" w:cs="Arial" w:eastAsia="Arial" w:hAnsi="Arial"/>
@@ -8474,7 +8474,7 @@
         </w:rPr>
         <w:t xml:space="preserve">© 2026 SeaVuria and ARES. Aligned with KICD objectives. Developed by SeaVuria; technical implementation by ARES (with AI assistance from Claude). Licensed under </w:t>
       </w:r>
-      <w:hyperlink w:history="1" r:id="rId6bb_0oc9l9vb72ucn1w6t">
+      <w:hyperlink w:history="1" r:id="rId10kayb7edug3puidcv2pc">
         <w:r>
           <w:rPr>
             <w:rFonts w:ascii="Arial" w:cs="Arial" w:eastAsia="Arial" w:hAnsi="Arial"/>
@@ -8495,7 +8495,7 @@
         </w:rPr>
         <w:t xml:space="preserve"> (</w:t>
       </w:r>
-      <w:hyperlink w:history="1" r:id="rIdjjmmpnizk8_g1bnibqfs8">
+      <w:hyperlink w:history="1" r:id="rIdltsixsx8onhlas80gh8uu">
         <w:r>
           <w:rPr>
             <w:rFonts w:ascii="Arial" w:cs="Arial" w:eastAsia="Arial" w:hAnsi="Arial"/>
@@ -9695,7 +9695,7 @@
             <w:pPr>
               <w:spacing w:after="20" w:before="0"/>
             </w:pPr>
-            <w:hyperlink w:history="1" r:id="rId4yp4bn8cpfvej9nrixxlh">
+            <w:hyperlink w:history="1" r:id="rIdkol4y_wqqdi2w8otj5aw8">
               <w:r>
                 <w:rPr>
                   <w:rFonts w:ascii="Arial" w:cs="Arial" w:eastAsia="Arial" w:hAnsi="Arial"/>
@@ -9728,7 +9728,7 @@
               <w:spacing w:after="10" w:before="0"/>
               <w:ind w:left="120"/>
             </w:pPr>
-            <w:hyperlink w:history="1" r:id="rIdqoiphhhfoyjj-vxpptqpr">
+            <w:hyperlink w:history="1" r:id="rId6ymovep0gtyhilxhxo8vt">
               <w:r>
                 <w:rPr>
                   <w:rFonts w:ascii="Arial" w:cs="Arial" w:eastAsia="Arial" w:hAnsi="Arial"/>
@@ -9773,7 +9773,7 @@
             <w:pPr>
               <w:spacing w:after="20" w:before="0"/>
             </w:pPr>
-            <w:hyperlink w:history="1" r:id="rIdiccdfxqnypmcve3snoyvs">
+            <w:hyperlink w:history="1" r:id="rIdia3tt6awe_whrm6qe_3dt">
               <w:r>
                 <w:rPr>
                   <w:rFonts w:ascii="Arial" w:cs="Arial" w:eastAsia="Arial" w:hAnsi="Arial"/>
@@ -9806,7 +9806,7 @@
               <w:spacing w:after="10" w:before="0"/>
               <w:ind w:left="120"/>
             </w:pPr>
-            <w:hyperlink w:history="1" r:id="rIdpz5zv7wxrbrnjpv0w_zlq">
+            <w:hyperlink w:history="1" r:id="rId_afm4lxjjqixjsmavrkfh">
               <w:r>
                 <w:rPr>
                   <w:rFonts w:ascii="Arial" w:cs="Arial" w:eastAsia="Arial" w:hAnsi="Arial"/>
@@ -10006,7 +10006,7 @@
             <w:pPr>
               <w:spacing w:after="20" w:before="0"/>
             </w:pPr>
-            <w:hyperlink w:history="1" r:id="rIdxzcryfnda8bu7ozszm3sv">
+            <w:hyperlink w:history="1" r:id="rId-zazh2sads4zml62b_dcg">
               <w:r>
                 <w:rPr>
                   <w:rFonts w:ascii="Arial" w:cs="Arial" w:eastAsia="Arial" w:hAnsi="Arial"/>
@@ -10039,7 +10039,7 @@
               <w:spacing w:after="10" w:before="0"/>
               <w:ind w:left="120"/>
             </w:pPr>
-            <w:hyperlink w:history="1" r:id="rIdskgbsaddaijnrgs65jpy4">
+            <w:hyperlink w:history="1" r:id="rIdkbqmgwzu0nqcwl8urd2lj">
               <w:r>
                 <w:rPr>
                   <w:rFonts w:ascii="Arial" w:cs="Arial" w:eastAsia="Arial" w:hAnsi="Arial"/>
@@ -10084,7 +10084,7 @@
             <w:pPr>
               <w:spacing w:after="20" w:before="0"/>
             </w:pPr>
-            <w:hyperlink w:history="1" r:id="rIdq9pnh2hlv-bsy4xzjg7ow">
+            <w:hyperlink w:history="1" r:id="rIdouvsyghxmkfcyeygrjf_z">
               <w:r>
                 <w:rPr>
                   <w:rFonts w:ascii="Arial" w:cs="Arial" w:eastAsia="Arial" w:hAnsi="Arial"/>
@@ -10117,7 +10117,7 @@
               <w:spacing w:after="10" w:before="0"/>
               <w:ind w:left="120"/>
             </w:pPr>
-            <w:hyperlink w:history="1" r:id="rIdpxbc9csjqiom0alfutyj2">
+            <w:hyperlink w:history="1" r:id="rIdol6giagi3tlbdjtidjxdm">
               <w:r>
                 <w:rPr>
                   <w:rFonts w:ascii="Arial" w:cs="Arial" w:eastAsia="Arial" w:hAnsi="Arial"/>
@@ -10517,7 +10517,7 @@
             <w:pPr>
               <w:spacing w:after="20" w:before="0"/>
             </w:pPr>
-            <w:hyperlink w:history="1" r:id="rIdofb0jvftfr86het9xkidy">
+            <w:hyperlink w:history="1" r:id="rIdzkqane133lv-drpmyierw">
               <w:r>
                 <w:rPr>
                   <w:rFonts w:ascii="Arial" w:cs="Arial" w:eastAsia="Arial" w:hAnsi="Arial"/>
@@ -10566,7 +10566,7 @@
               <w:spacing w:after="10" w:before="0"/>
               <w:ind w:left="120"/>
             </w:pPr>
-            <w:hyperlink w:history="1" r:id="rIddohlp_yt_o9xhfe4idfk1">
+            <w:hyperlink w:history="1" r:id="rIdhrc_7xj3valcj_30a126p">
               <w:r>
                 <w:rPr>
                   <w:rFonts w:ascii="Arial" w:cs="Arial" w:eastAsia="Arial" w:hAnsi="Arial"/>
@@ -10611,7 +10611,7 @@
             <w:pPr>
               <w:spacing w:after="20" w:before="0"/>
             </w:pPr>
-            <w:hyperlink w:history="1" r:id="rIdwqffk6iatqm_lmsszapag">
+            <w:hyperlink w:history="1" r:id="rIdnd29mmn1aizh9lcmd43mr">
               <w:r>
                 <w:rPr>
                   <w:rFonts w:ascii="Arial" w:cs="Arial" w:eastAsia="Arial" w:hAnsi="Arial"/>
@@ -10660,7 +10660,7 @@
               <w:spacing w:after="10" w:before="0"/>
               <w:ind w:left="120"/>
             </w:pPr>
-            <w:hyperlink w:history="1" r:id="rIdfyan09mnlwbdqxxhuvphu">
+            <w:hyperlink w:history="1" r:id="rIdx-gsqtegg392jrzw1yf-y">
               <w:r>
                 <w:rPr>
                   <w:rFonts w:ascii="Arial" w:cs="Arial" w:eastAsia="Arial" w:hAnsi="Arial"/>
@@ -10980,7 +10980,7 @@
             <w:pPr>
               <w:spacing w:after="20" w:before="0"/>
             </w:pPr>
-            <w:hyperlink w:history="1" r:id="rIdskm6t1tlru24vfjzb_ndv">
+            <w:hyperlink w:history="1" r:id="rIduo6mb-_bp0_yruohbxkuw">
               <w:r>
                 <w:rPr>
                   <w:rFonts w:ascii="Arial" w:cs="Arial" w:eastAsia="Arial" w:hAnsi="Arial"/>
@@ -11029,7 +11029,7 @@
               <w:spacing w:after="10" w:before="0"/>
               <w:ind w:left="120"/>
             </w:pPr>
-            <w:hyperlink w:history="1" r:id="rIdojdmunazx5td3eqli-h5u">
+            <w:hyperlink w:history="1" r:id="rIdwkdrqjttd2gxgtdbumbjm">
               <w:r>
                 <w:rPr>
                   <w:rFonts w:ascii="Arial" w:cs="Arial" w:eastAsia="Arial" w:hAnsi="Arial"/>
@@ -11074,7 +11074,7 @@
             <w:pPr>
               <w:spacing w:after="20" w:before="0"/>
             </w:pPr>
-            <w:hyperlink w:history="1" r:id="rIde3jm5i4_9o3ctfqwgxyye">
+            <w:hyperlink w:history="1" r:id="rId6nbweetndekg0yt8k4iac">
               <w:r>
                 <w:rPr>
                   <w:rFonts w:ascii="Arial" w:cs="Arial" w:eastAsia="Arial" w:hAnsi="Arial"/>
@@ -11123,7 +11123,7 @@
               <w:spacing w:after="10" w:before="0"/>
               <w:ind w:left="120"/>
             </w:pPr>
-            <w:hyperlink w:history="1" r:id="rIdrp3ncnd3jmzh63ytjuara">
+            <w:hyperlink w:history="1" r:id="rIdu3x1wfyopx4futr3x7qdo">
               <w:r>
                 <w:rPr>
                   <w:rFonts w:ascii="Arial" w:cs="Arial" w:eastAsia="Arial" w:hAnsi="Arial"/>
@@ -11403,7 +11403,7 @@
             <w:pPr>
               <w:spacing w:after="20" w:before="0"/>
             </w:pPr>
-            <w:hyperlink w:history="1" r:id="rIdsgqaazevfjdwsa3naxgkh">
+            <w:hyperlink w:history="1" r:id="rIdwdlpywavsaydgx4gjtxi1">
               <w:r>
                 <w:rPr>
                   <w:rFonts w:ascii="Arial" w:cs="Arial" w:eastAsia="Arial" w:hAnsi="Arial"/>
@@ -11452,7 +11452,7 @@
               <w:spacing w:after="10" w:before="0"/>
               <w:ind w:left="120"/>
             </w:pPr>
-            <w:hyperlink w:history="1" r:id="rIdsdfteuqf4filnjlq8rp9e">
+            <w:hyperlink w:history="1" r:id="rIdgwua7g_nrwdxa4fk0jmv9">
               <w:r>
                 <w:rPr>
                   <w:rFonts w:ascii="Arial" w:cs="Arial" w:eastAsia="Arial" w:hAnsi="Arial"/>
@@ -11497,7 +11497,7 @@
             <w:pPr>
               <w:spacing w:after="20" w:before="0"/>
             </w:pPr>
-            <w:hyperlink w:history="1" r:id="rIdbxak52gj0e7nnj730mm8f">
+            <w:hyperlink w:history="1" r:id="rIdxtz85jebbrmj6zyznfkrs">
               <w:r>
                 <w:rPr>
                   <w:rFonts w:ascii="Arial" w:cs="Arial" w:eastAsia="Arial" w:hAnsi="Arial"/>
@@ -11546,7 +11546,7 @@
               <w:spacing w:after="10" w:before="0"/>
               <w:ind w:left="120"/>
             </w:pPr>
-            <w:hyperlink w:history="1" r:id="rIdl78jepyjbvvtx8vhlh-3f">
+            <w:hyperlink w:history="1" r:id="rIdltnuq0-9hqndqq7asyacn">
               <w:r>
                 <w:rPr>
                   <w:rFonts w:ascii="Arial" w:cs="Arial" w:eastAsia="Arial" w:hAnsi="Arial"/>
@@ -12151,7 +12151,7 @@
         </w:rPr>
         <w:t xml:space="preserve">© 2026 SeaVuria and ARES. Aligned with KICD objectives. Developed by SeaVuria; technical implementation by ARES (with AI assistance from Claude). Licensed under </w:t>
       </w:r>
-      <w:hyperlink w:history="1" r:id="rIdd66tgkwfo-d33gkigenbh">
+      <w:hyperlink w:history="1" r:id="rIdztxpzolqvzptqk87xzwkg">
         <w:r>
           <w:rPr>
             <w:rFonts w:ascii="Arial" w:cs="Arial" w:eastAsia="Arial" w:hAnsi="Arial"/>
@@ -12172,7 +12172,7 @@
         </w:rPr>
         <w:t xml:space="preserve"> (</w:t>
       </w:r>
-      <w:hyperlink w:history="1" r:id="rIdb9p2r_2sek8jnzg5ufb8r">
+      <w:hyperlink w:history="1" r:id="rIdwi9heqsslmywfmqmoryvr">
         <w:r>
           <w:rPr>
             <w:rFonts w:ascii="Arial" w:cs="Arial" w:eastAsia="Arial" w:hAnsi="Arial"/>
@@ -13352,7 +13352,7 @@
             <w:pPr>
               <w:spacing w:after="20" w:before="0"/>
             </w:pPr>
-            <w:hyperlink w:history="1" r:id="rId3xaesyiytkf_tbwaus6qj">
+            <w:hyperlink w:history="1" r:id="rIdzkquc8eropz2j7anopc5v">
               <w:r>
                 <w:rPr>
                   <w:rFonts w:ascii="Arial" w:cs="Arial" w:eastAsia="Arial" w:hAnsi="Arial"/>
@@ -13401,7 +13401,7 @@
               <w:spacing w:after="10" w:before="0"/>
               <w:ind w:left="120"/>
             </w:pPr>
-            <w:hyperlink w:history="1" r:id="rIdias9ptc-hvcvu0je9xy3_">
+            <w:hyperlink w:history="1" r:id="rIdduxrdbs2dnpq-cmvo2iwv">
               <w:r>
                 <w:rPr>
                   <w:rFonts w:ascii="Arial" w:cs="Arial" w:eastAsia="Arial" w:hAnsi="Arial"/>
@@ -13446,7 +13446,7 @@
             <w:pPr>
               <w:spacing w:after="20" w:before="0"/>
             </w:pPr>
-            <w:hyperlink w:history="1" r:id="rId08xz7ooykl9mbnnpe9isc">
+            <w:hyperlink w:history="1" r:id="rIds4xzvizto91hdalmehgba">
               <w:r>
                 <w:rPr>
                   <w:rFonts w:ascii="Arial" w:cs="Arial" w:eastAsia="Arial" w:hAnsi="Arial"/>
@@ -13479,7 +13479,7 @@
               <w:spacing w:after="10" w:before="0"/>
               <w:ind w:left="120"/>
             </w:pPr>
-            <w:hyperlink w:history="1" r:id="rIdgw219mjsoslqiuq4wk9bj">
+            <w:hyperlink w:history="1" r:id="rIdlgp6gy7djiv3jfgr0_try">
               <w:r>
                 <w:rPr>
                   <w:rFonts w:ascii="Arial" w:cs="Arial" w:eastAsia="Arial" w:hAnsi="Arial"/>
@@ -13679,7 +13679,7 @@
             <w:pPr>
               <w:spacing w:after="20" w:before="0"/>
             </w:pPr>
-            <w:hyperlink w:history="1" r:id="rIdiksgjiaqdxk9ldqd47cgm">
+            <w:hyperlink w:history="1" r:id="rIdcglveobnbejxrly9am4bt">
               <w:r>
                 <w:rPr>
                   <w:rFonts w:ascii="Arial" w:cs="Arial" w:eastAsia="Arial" w:hAnsi="Arial"/>
@@ -13728,7 +13728,7 @@
               <w:spacing w:after="10" w:before="0"/>
               <w:ind w:left="120"/>
             </w:pPr>
-            <w:hyperlink w:history="1" r:id="rIdc7wjzfv3apkwjgo3lq5ar">
+            <w:hyperlink w:history="1" r:id="rIddechlvfxg538weflptaxi">
               <w:r>
                 <w:rPr>
                   <w:rFonts w:ascii="Arial" w:cs="Arial" w:eastAsia="Arial" w:hAnsi="Arial"/>
@@ -13773,7 +13773,7 @@
             <w:pPr>
               <w:spacing w:after="20" w:before="0"/>
             </w:pPr>
-            <w:hyperlink w:history="1" r:id="rIdvupzldem37weegzu-a_7x">
+            <w:hyperlink w:history="1" r:id="rId3egqqc8qyr8co_kafzgxw">
               <w:r>
                 <w:rPr>
                   <w:rFonts w:ascii="Arial" w:cs="Arial" w:eastAsia="Arial" w:hAnsi="Arial"/>
@@ -13806,7 +13806,7 @@
               <w:spacing w:after="10" w:before="0"/>
               <w:ind w:left="120"/>
             </w:pPr>
-            <w:hyperlink w:history="1" r:id="rIdu3lltc0_9vqgcamjbiol3">
+            <w:hyperlink w:history="1" r:id="rId-x6rwjwrybottxafa_0-e">
               <w:r>
                 <w:rPr>
                   <w:rFonts w:ascii="Arial" w:cs="Arial" w:eastAsia="Arial" w:hAnsi="Arial"/>
@@ -14006,7 +14006,7 @@
             <w:pPr>
               <w:spacing w:after="20" w:before="0"/>
             </w:pPr>
-            <w:hyperlink w:history="1" r:id="rIdvfbj6chfetu6w9v7muxpn">
+            <w:hyperlink w:history="1" r:id="rIdbjlk6p8ediafhvug9-ijr">
               <w:r>
                 <w:rPr>
                   <w:rFonts w:ascii="Arial" w:cs="Arial" w:eastAsia="Arial" w:hAnsi="Arial"/>
@@ -14055,7 +14055,7 @@
               <w:spacing w:after="10" w:before="0"/>
               <w:ind w:left="120"/>
             </w:pPr>
-            <w:hyperlink w:history="1" r:id="rIdllpfgczvqkmoejrkrpfzz">
+            <w:hyperlink w:history="1" r:id="rIdtqem89ra38ggdgpr-thij">
               <w:r>
                 <w:rPr>
                   <w:rFonts w:ascii="Arial" w:cs="Arial" w:eastAsia="Arial" w:hAnsi="Arial"/>
@@ -14100,7 +14100,7 @@
             <w:pPr>
               <w:spacing w:after="20" w:before="0"/>
             </w:pPr>
-            <w:hyperlink w:history="1" r:id="rIdvpjyhdibc9w-w-qp2dio9">
+            <w:hyperlink w:history="1" r:id="rId_m89fo6hn_qhug2uzfc-8">
               <w:r>
                 <w:rPr>
                   <w:rFonts w:ascii="Arial" w:cs="Arial" w:eastAsia="Arial" w:hAnsi="Arial"/>
@@ -14133,7 +14133,7 @@
               <w:spacing w:after="10" w:before="0"/>
               <w:ind w:left="120"/>
             </w:pPr>
-            <w:hyperlink w:history="1" r:id="rIdcombhbtqbkfdklodsezf9">
+            <w:hyperlink w:history="1" r:id="rIdse2npbzybtibmjqe574oe">
               <w:r>
                 <w:rPr>
                   <w:rFonts w:ascii="Arial" w:cs="Arial" w:eastAsia="Arial" w:hAnsi="Arial"/>
@@ -14333,7 +14333,7 @@
             <w:pPr>
               <w:spacing w:after="20" w:before="0"/>
             </w:pPr>
-            <w:hyperlink w:history="1" r:id="rIdwcu389sh9br0unr9hcgky">
+            <w:hyperlink w:history="1" r:id="rIdhmiqe-23r1rpegxplzz6l">
               <w:r>
                 <w:rPr>
                   <w:rFonts w:ascii="Arial" w:cs="Arial" w:eastAsia="Arial" w:hAnsi="Arial"/>
@@ -14382,7 +14382,7 @@
               <w:spacing w:after="10" w:before="0"/>
               <w:ind w:left="120"/>
             </w:pPr>
-            <w:hyperlink w:history="1" r:id="rIdh3wtu5xf3nfr_wovsscha">
+            <w:hyperlink w:history="1" r:id="rIdtooqciyg2xfplq50meyaj">
               <w:r>
                 <w:rPr>
                   <w:rFonts w:ascii="Arial" w:cs="Arial" w:eastAsia="Arial" w:hAnsi="Arial"/>
@@ -14427,7 +14427,7 @@
             <w:pPr>
               <w:spacing w:after="20" w:before="0"/>
             </w:pPr>
-            <w:hyperlink w:history="1" r:id="rIdmedwh9ebgadrt6uunerkq">
+            <w:hyperlink w:history="1" r:id="rIdrlf5o-d83_eihljm_s_t2">
               <w:r>
                 <w:rPr>
                   <w:rFonts w:ascii="Arial" w:cs="Arial" w:eastAsia="Arial" w:hAnsi="Arial"/>
@@ -14460,7 +14460,7 @@
               <w:spacing w:after="10" w:before="0"/>
               <w:ind w:left="120"/>
             </w:pPr>
-            <w:hyperlink w:history="1" r:id="rId75fm7gqg-h6sxaialmzbg">
+            <w:hyperlink w:history="1" r:id="rIdehhh0txf6kjgvm_3rke2l">
               <w:r>
                 <w:rPr>
                   <w:rFonts w:ascii="Arial" w:cs="Arial" w:eastAsia="Arial" w:hAnsi="Arial"/>
@@ -14660,7 +14660,7 @@
             <w:pPr>
               <w:spacing w:after="20" w:before="0"/>
             </w:pPr>
-            <w:hyperlink w:history="1" r:id="rIdfhi-n8uacdnadj9yvsz9h">
+            <w:hyperlink w:history="1" r:id="rIdy4p1ik7qt6fgehxon_e3g">
               <w:r>
                 <w:rPr>
                   <w:rFonts w:ascii="Arial" w:cs="Arial" w:eastAsia="Arial" w:hAnsi="Arial"/>
@@ -14709,7 +14709,7 @@
               <w:spacing w:after="10" w:before="0"/>
               <w:ind w:left="120"/>
             </w:pPr>
-            <w:hyperlink w:history="1" r:id="rId4csjyzl2sqz9uv6vl_7pr">
+            <w:hyperlink w:history="1" r:id="rIdc8iknkxeocjcbyv2xtqu8">
               <w:r>
                 <w:rPr>
                   <w:rFonts w:ascii="Arial" w:cs="Arial" w:eastAsia="Arial" w:hAnsi="Arial"/>
@@ -14754,7 +14754,7 @@
             <w:pPr>
               <w:spacing w:after="20" w:before="0"/>
             </w:pPr>
-            <w:hyperlink w:history="1" r:id="rId-vvid_5vqynlxfmcbpizd">
+            <w:hyperlink w:history="1" r:id="rIdooza_7sftujmpd3inimmw">
               <w:r>
                 <w:rPr>
                   <w:rFonts w:ascii="Arial" w:cs="Arial" w:eastAsia="Arial" w:hAnsi="Arial"/>
@@ -14803,7 +14803,7 @@
               <w:spacing w:after="10" w:before="0"/>
               <w:ind w:left="120"/>
             </w:pPr>
-            <w:hyperlink w:history="1" r:id="rIdxmt1hmw-xkpivpl-x8iuf">
+            <w:hyperlink w:history="1" r:id="rIdtqzgt3x1r3ec_bjsgunxp">
               <w:r>
                 <w:rPr>
                   <w:rFonts w:ascii="Arial" w:cs="Arial" w:eastAsia="Arial" w:hAnsi="Arial"/>
@@ -15328,7 +15328,7 @@
         </w:rPr>
         <w:t xml:space="preserve">© 2026 SeaVuria and ARES. Aligned with KICD objectives. Developed by SeaVuria; technical implementation by ARES (with AI assistance from Claude). Licensed under </w:t>
       </w:r>
-      <w:hyperlink w:history="1" r:id="rIdt3_bokwoludc2nffzm_lw">
+      <w:hyperlink w:history="1" r:id="rIdpx476izbvo95rfzfywnbk">
         <w:r>
           <w:rPr>
             <w:rFonts w:ascii="Arial" w:cs="Arial" w:eastAsia="Arial" w:hAnsi="Arial"/>
@@ -15349,7 +15349,7 @@
         </w:rPr>
         <w:t xml:space="preserve"> (</w:t>
       </w:r>
-      <w:hyperlink w:history="1" r:id="rIddzgdlcojr_n2kgci1uz9p">
+      <w:hyperlink w:history="1" r:id="rIda5cyvll5uwaabu7dqyvla">
         <w:r>
           <w:rPr>
             <w:rFonts w:ascii="Arial" w:cs="Arial" w:eastAsia="Arial" w:hAnsi="Arial"/>
@@ -16389,7 +16389,7 @@
             <w:pPr>
               <w:spacing w:after="20" w:before="0"/>
             </w:pPr>
-            <w:hyperlink w:history="1" r:id="rIdtyph8vs0mguryukt76uab">
+            <w:hyperlink w:history="1" r:id="rIdoou9a8k7vn1knvhbuhe8c">
               <w:r>
                 <w:rPr>
                   <w:rFonts w:ascii="Arial" w:cs="Arial" w:eastAsia="Arial" w:hAnsi="Arial"/>
@@ -16422,7 +16422,7 @@
               <w:spacing w:after="10" w:before="0"/>
               <w:ind w:left="120"/>
             </w:pPr>
-            <w:hyperlink w:history="1" r:id="rIdbb6dflvdpl9jc7-6tj5gc">
+            <w:hyperlink w:history="1" r:id="rIdv9o4qmw4qzomku4pvsape">
               <w:r>
                 <w:rPr>
                   <w:rFonts w:ascii="Arial" w:cs="Arial" w:eastAsia="Arial" w:hAnsi="Arial"/>
@@ -16467,7 +16467,7 @@
             <w:pPr>
               <w:spacing w:after="20" w:before="0"/>
             </w:pPr>
-            <w:hyperlink w:history="1" r:id="rIdpw5ziujltsirorazrcdzm">
+            <w:hyperlink w:history="1" r:id="rIdaz7ahony_1xedtjkgmwuv">
               <w:r>
                 <w:rPr>
                   <w:rFonts w:ascii="Arial" w:cs="Arial" w:eastAsia="Arial" w:hAnsi="Arial"/>
@@ -16500,7 +16500,7 @@
               <w:spacing w:after="10" w:before="0"/>
               <w:ind w:left="120"/>
             </w:pPr>
-            <w:hyperlink w:history="1" r:id="rIdlnw8yd_xzhgjmwszbieww">
+            <w:hyperlink w:history="1" r:id="rIdsi9vua_nlv54rbf-bou40">
               <w:r>
                 <w:rPr>
                   <w:rFonts w:ascii="Arial" w:cs="Arial" w:eastAsia="Arial" w:hAnsi="Arial"/>
@@ -16700,7 +16700,7 @@
             <w:pPr>
               <w:spacing w:after="20" w:before="0"/>
             </w:pPr>
-            <w:hyperlink w:history="1" r:id="rIdik8akg2burhvmm2sdn1xs">
+            <w:hyperlink w:history="1" r:id="rIdzsgpkdfspyclihoggi09b">
               <w:r>
                 <w:rPr>
                   <w:rFonts w:ascii="Arial" w:cs="Arial" w:eastAsia="Arial" w:hAnsi="Arial"/>
@@ -16733,7 +16733,7 @@
               <w:spacing w:after="10" w:before="0"/>
               <w:ind w:left="120"/>
             </w:pPr>
-            <w:hyperlink w:history="1" r:id="rIdafa3um2ursu6oqqz3ltgs">
+            <w:hyperlink w:history="1" r:id="rIdzo1lyrydiblzdsw2uasf1">
               <w:r>
                 <w:rPr>
                   <w:rFonts w:ascii="Arial" w:cs="Arial" w:eastAsia="Arial" w:hAnsi="Arial"/>
@@ -16778,7 +16778,7 @@
             <w:pPr>
               <w:spacing w:after="20" w:before="0"/>
             </w:pPr>
-            <w:hyperlink w:history="1" r:id="rId-0igttsuicq3v0jbiwi5v">
+            <w:hyperlink w:history="1" r:id="rIdne9u7o7r319se1ru_mpug">
               <w:r>
                 <w:rPr>
                   <w:rFonts w:ascii="Arial" w:cs="Arial" w:eastAsia="Arial" w:hAnsi="Arial"/>
@@ -16811,7 +16811,7 @@
               <w:spacing w:after="10" w:before="0"/>
               <w:ind w:left="120"/>
             </w:pPr>
-            <w:hyperlink w:history="1" r:id="rIdjvdxkqcpi7j-bnw24pd9k">
+            <w:hyperlink w:history="1" r:id="rIdueeeu8mq-be5c-kpfkvcy">
               <w:r>
                 <w:rPr>
                   <w:rFonts w:ascii="Arial" w:cs="Arial" w:eastAsia="Arial" w:hAnsi="Arial"/>
@@ -17011,7 +17011,7 @@
             <w:pPr>
               <w:spacing w:after="20" w:before="0"/>
             </w:pPr>
-            <w:hyperlink w:history="1" r:id="rId4ti8jtncwovkltivxuyc4">
+            <w:hyperlink w:history="1" r:id="rIdnqvvscdvme9lvmgivkxgw">
               <w:r>
                 <w:rPr>
                   <w:rFonts w:ascii="Arial" w:cs="Arial" w:eastAsia="Arial" w:hAnsi="Arial"/>
@@ -17044,7 +17044,7 @@
               <w:spacing w:after="10" w:before="0"/>
               <w:ind w:left="120"/>
             </w:pPr>
-            <w:hyperlink w:history="1" r:id="rIds7e_pp2upwjf4fpvfzjes">
+            <w:hyperlink w:history="1" r:id="rId69hh63zpoygsaoidg8rfj">
               <w:r>
                 <w:rPr>
                   <w:rFonts w:ascii="Arial" w:cs="Arial" w:eastAsia="Arial" w:hAnsi="Arial"/>
@@ -17089,7 +17089,7 @@
             <w:pPr>
               <w:spacing w:after="20" w:before="0"/>
             </w:pPr>
-            <w:hyperlink w:history="1" r:id="rIdkth5otlkm7szvcsmc-ors">
+            <w:hyperlink w:history="1" r:id="rIdx3qd4cuhxobdprrzbecxh">
               <w:r>
                 <w:rPr>
                   <w:rFonts w:ascii="Arial" w:cs="Arial" w:eastAsia="Arial" w:hAnsi="Arial"/>
@@ -17138,7 +17138,7 @@
               <w:spacing w:after="10" w:before="0"/>
               <w:ind w:left="120"/>
             </w:pPr>
-            <w:hyperlink w:history="1" r:id="rIdj3-zeemglrmtdzjnfjkv_">
+            <w:hyperlink w:history="1" r:id="rIdg4fe8zz5hlnxbzbubvuyp">
               <w:r>
                 <w:rPr>
                   <w:rFonts w:ascii="Arial" w:cs="Arial" w:eastAsia="Arial" w:hAnsi="Arial"/>
@@ -17338,7 +17338,7 @@
             <w:pPr>
               <w:spacing w:after="20" w:before="0"/>
             </w:pPr>
-            <w:hyperlink w:history="1" r:id="rIdvde-rogicg7iakpohwvsn">
+            <w:hyperlink w:history="1" r:id="rIdkmzsl3bmg-h-o4xyt8k5d">
               <w:r>
                 <w:rPr>
                   <w:rFonts w:ascii="Arial" w:cs="Arial" w:eastAsia="Arial" w:hAnsi="Arial"/>
@@ -17371,7 +17371,7 @@
               <w:spacing w:after="10" w:before="0"/>
               <w:ind w:left="120"/>
             </w:pPr>
-            <w:hyperlink w:history="1" r:id="rIdg1w2u3xoqnxtycbstibt3">
+            <w:hyperlink w:history="1" r:id="rIdbkriu-i2xuh8qzfq7slhe">
               <w:r>
                 <w:rPr>
                   <w:rFonts w:ascii="Arial" w:cs="Arial" w:eastAsia="Arial" w:hAnsi="Arial"/>
@@ -17416,7 +17416,7 @@
             <w:pPr>
               <w:spacing w:after="20" w:before="0"/>
             </w:pPr>
-            <w:hyperlink w:history="1" r:id="rIdvld85wlpnuddrcamao4ha">
+            <w:hyperlink w:history="1" r:id="rIdoni-h2ma8he0k4riis1sl">
               <w:r>
                 <w:rPr>
                   <w:rFonts w:ascii="Arial" w:cs="Arial" w:eastAsia="Arial" w:hAnsi="Arial"/>
@@ -17465,7 +17465,7 @@
               <w:spacing w:after="10" w:before="0"/>
               <w:ind w:left="120"/>
             </w:pPr>
-            <w:hyperlink w:history="1" r:id="rIdiqqwosi4zxr7vij638fid">
+            <w:hyperlink w:history="1" r:id="rIdupwaxp8tp5jukklhyumh9">
               <w:r>
                 <w:rPr>
                   <w:rFonts w:ascii="Arial" w:cs="Arial" w:eastAsia="Arial" w:hAnsi="Arial"/>
@@ -17665,7 +17665,7 @@
             <w:pPr>
               <w:spacing w:after="20" w:before="0"/>
             </w:pPr>
-            <w:hyperlink w:history="1" r:id="rIde-cjvqb7lrv_o8jicdt4l">
+            <w:hyperlink w:history="1" r:id="rId6nqhglkjfgar4jywsflh6">
               <w:r>
                 <w:rPr>
                   <w:rFonts w:ascii="Arial" w:cs="Arial" w:eastAsia="Arial" w:hAnsi="Arial"/>
@@ -17714,7 +17714,7 @@
               <w:spacing w:after="10" w:before="0"/>
               <w:ind w:left="120"/>
             </w:pPr>
-            <w:hyperlink w:history="1" r:id="rIdatyool2kmqreeztslwnbd">
+            <w:hyperlink w:history="1" r:id="rIdeufoborgi-b8n4ahuuyo7">
               <w:r>
                 <w:rPr>
                   <w:rFonts w:ascii="Arial" w:cs="Arial" w:eastAsia="Arial" w:hAnsi="Arial"/>
@@ -17759,7 +17759,7 @@
             <w:pPr>
               <w:spacing w:after="20" w:before="0"/>
             </w:pPr>
-            <w:hyperlink w:history="1" r:id="rIdowjmu5bbnwtmr01-sw8zy">
+            <w:hyperlink w:history="1" r:id="rIdgxlt97v_ldzlr2sfsydjw">
               <w:r>
                 <w:rPr>
                   <w:rFonts w:ascii="Arial" w:cs="Arial" w:eastAsia="Arial" w:hAnsi="Arial"/>
@@ -17808,7 +17808,7 @@
               <w:spacing w:after="10" w:before="0"/>
               <w:ind w:left="120"/>
             </w:pPr>
-            <w:hyperlink w:history="1" r:id="rIdlhavsmlgd_nkrjeya_7sa">
+            <w:hyperlink w:history="1" r:id="rId0eqbnxeoq5koxiwc6nz1u">
               <w:r>
                 <w:rPr>
                   <w:rFonts w:ascii="Arial" w:cs="Arial" w:eastAsia="Arial" w:hAnsi="Arial"/>
@@ -18333,7 +18333,7 @@
         </w:rPr>
         <w:t xml:space="preserve">© 2026 SeaVuria and ARES. Aligned with KICD objectives. Developed by SeaVuria; technical implementation by ARES (with AI assistance from Claude). Licensed under </w:t>
       </w:r>
-      <w:hyperlink w:history="1" r:id="rIdjozrcedy1ywa7byxnb4uo">
+      <w:hyperlink w:history="1" r:id="rIdvu8ebyp13g_plwcjnmpvy">
         <w:r>
           <w:rPr>
             <w:rFonts w:ascii="Arial" w:cs="Arial" w:eastAsia="Arial" w:hAnsi="Arial"/>
@@ -18354,7 +18354,7 @@
         </w:rPr>
         <w:t xml:space="preserve"> (</w:t>
       </w:r>
-      <w:hyperlink w:history="1" r:id="rIdsgkdhu-n4fubabh-10yy9">
+      <w:hyperlink w:history="1" r:id="rIdkfhlgv3llcrj5wiukdbav">
         <w:r>
           <w:rPr>
             <w:rFonts w:ascii="Arial" w:cs="Arial" w:eastAsia="Arial" w:hAnsi="Arial"/>
@@ -19394,7 +19394,7 @@
             <w:pPr>
               <w:spacing w:after="20" w:before="0"/>
             </w:pPr>
-            <w:hyperlink w:history="1" r:id="rIdesbce2wuthf137540ow5a">
+            <w:hyperlink w:history="1" r:id="rIdl8lzshqs9t-udw6aixypq">
               <w:r>
                 <w:rPr>
                   <w:rFonts w:ascii="Arial" w:cs="Arial" w:eastAsia="Arial" w:hAnsi="Arial"/>
@@ -19427,7 +19427,7 @@
               <w:spacing w:after="10" w:before="0"/>
               <w:ind w:left="120"/>
             </w:pPr>
-            <w:hyperlink w:history="1" r:id="rIdcy6us4mp60kkzs-ojthm1">
+            <w:hyperlink w:history="1" r:id="rIdwtvjn8gulxszslawmh_ep">
               <w:r>
                 <w:rPr>
                   <w:rFonts w:ascii="Arial" w:cs="Arial" w:eastAsia="Arial" w:hAnsi="Arial"/>
@@ -19472,7 +19472,7 @@
             <w:pPr>
               <w:spacing w:after="20" w:before="0"/>
             </w:pPr>
-            <w:hyperlink w:history="1" r:id="rIds5jsll8uns4iitp-zduls">
+            <w:hyperlink w:history="1" r:id="rIdxnbbbyr7db6wobjsmx55m">
               <w:r>
                 <w:rPr>
                   <w:rFonts w:ascii="Arial" w:cs="Arial" w:eastAsia="Arial" w:hAnsi="Arial"/>
@@ -19505,7 +19505,7 @@
               <w:spacing w:after="10" w:before="0"/>
               <w:ind w:left="120"/>
             </w:pPr>
-            <w:hyperlink w:history="1" r:id="rIdbvotnad7uz7ohbts1vans">
+            <w:hyperlink w:history="1" r:id="rIdpv_2b1uvcnsowciikwjnm">
               <w:r>
                 <w:rPr>
                   <w:rFonts w:ascii="Arial" w:cs="Arial" w:eastAsia="Arial" w:hAnsi="Arial"/>
@@ -19705,7 +19705,7 @@
             <w:pPr>
               <w:spacing w:after="20" w:before="0"/>
             </w:pPr>
-            <w:hyperlink w:history="1" r:id="rId7etllbrellhabho2fm8p0">
+            <w:hyperlink w:history="1" r:id="rIdu62v4rdnhnp37pwu1qx92">
               <w:r>
                 <w:rPr>
                   <w:rFonts w:ascii="Arial" w:cs="Arial" w:eastAsia="Arial" w:hAnsi="Arial"/>
@@ -19738,7 +19738,7 @@
               <w:spacing w:after="10" w:before="0"/>
               <w:ind w:left="120"/>
             </w:pPr>
-            <w:hyperlink w:history="1" r:id="rIddoy3ujtoh_n1gsqltwpyn">
+            <w:hyperlink w:history="1" r:id="rIdobga1ec0wnmhsjnsoerul">
               <w:r>
                 <w:rPr>
                   <w:rFonts w:ascii="Arial" w:cs="Arial" w:eastAsia="Arial" w:hAnsi="Arial"/>
@@ -19783,7 +19783,7 @@
             <w:pPr>
               <w:spacing w:after="20" w:before="0"/>
             </w:pPr>
-            <w:hyperlink w:history="1" r:id="rIdxnlcql2qk9nwthaetlmfu">
+            <w:hyperlink w:history="1" r:id="rId0pgeregjjzoleifsdbni3">
               <w:r>
                 <w:rPr>
                   <w:rFonts w:ascii="Arial" w:cs="Arial" w:eastAsia="Arial" w:hAnsi="Arial"/>
@@ -19816,7 +19816,7 @@
               <w:spacing w:after="10" w:before="0"/>
               <w:ind w:left="120"/>
             </w:pPr>
-            <w:hyperlink w:history="1" r:id="rIdmnhhg14zarmslippwtoll">
+            <w:hyperlink w:history="1" r:id="rIddnyhot7dpwkh68ax4cnvt">
               <w:r>
                 <w:rPr>
                   <w:rFonts w:ascii="Arial" w:cs="Arial" w:eastAsia="Arial" w:hAnsi="Arial"/>
@@ -20016,7 +20016,7 @@
             <w:pPr>
               <w:spacing w:after="20" w:before="0"/>
             </w:pPr>
-            <w:hyperlink w:history="1" r:id="rIdjm4j768u0udbinfycrjuq">
+            <w:hyperlink w:history="1" r:id="rId2apvf7_3l4_-wbava9iyf">
               <w:r>
                 <w:rPr>
                   <w:rFonts w:ascii="Arial" w:cs="Arial" w:eastAsia="Arial" w:hAnsi="Arial"/>
@@ -20065,7 +20065,7 @@
               <w:spacing w:after="10" w:before="0"/>
               <w:ind w:left="120"/>
             </w:pPr>
-            <w:hyperlink w:history="1" r:id="rIdb1emnqgccczozodfglczj">
+            <w:hyperlink w:history="1" r:id="rIdy1xc3mclehlovazlh9gyg">
               <w:r>
                 <w:rPr>
                   <w:rFonts w:ascii="Arial" w:cs="Arial" w:eastAsia="Arial" w:hAnsi="Arial"/>
@@ -20110,7 +20110,7 @@
             <w:pPr>
               <w:spacing w:after="20" w:before="0"/>
             </w:pPr>
-            <w:hyperlink w:history="1" r:id="rId_g76k3meagcy1t_zldvxg">
+            <w:hyperlink w:history="1" r:id="rId6bhvbl0lvxkbta9zqgwl5">
               <w:r>
                 <w:rPr>
                   <w:rFonts w:ascii="Arial" w:cs="Arial" w:eastAsia="Arial" w:hAnsi="Arial"/>
@@ -20159,7 +20159,7 @@
               <w:spacing w:after="10" w:before="0"/>
               <w:ind w:left="120"/>
             </w:pPr>
-            <w:hyperlink w:history="1" r:id="rIds-zghlttwj1jck3t_qfry">
+            <w:hyperlink w:history="1" r:id="rIdl5lxqziuab9zonjyabtfs">
               <w:r>
                 <w:rPr>
                   <w:rFonts w:ascii="Arial" w:cs="Arial" w:eastAsia="Arial" w:hAnsi="Arial"/>
@@ -20359,7 +20359,7 @@
             <w:pPr>
               <w:spacing w:after="20" w:before="0"/>
             </w:pPr>
-            <w:hyperlink w:history="1" r:id="rIdzdoggd1gwfxjttm_ivanw">
+            <w:hyperlink w:history="1" r:id="rIdr46_efpspc1vfl_xmlfen">
               <w:r>
                 <w:rPr>
                   <w:rFonts w:ascii="Arial" w:cs="Arial" w:eastAsia="Arial" w:hAnsi="Arial"/>
@@ -20408,7 +20408,7 @@
               <w:spacing w:after="10" w:before="0"/>
               <w:ind w:left="120"/>
             </w:pPr>
-            <w:hyperlink w:history="1" r:id="rIdleckd586pcnjffp_hw6rx">
+            <w:hyperlink w:history="1" r:id="rId83omwf6fvsc3nqpkxzull">
               <w:r>
                 <w:rPr>
                   <w:rFonts w:ascii="Arial" w:cs="Arial" w:eastAsia="Arial" w:hAnsi="Arial"/>
@@ -20453,7 +20453,7 @@
             <w:pPr>
               <w:spacing w:after="20" w:before="0"/>
             </w:pPr>
-            <w:hyperlink w:history="1" r:id="rIdzb120lej-utkimb0w4imi">
+            <w:hyperlink w:history="1" r:id="rIdlkkr77zddgdjxl6m5zcpc">
               <w:r>
                 <w:rPr>
                   <w:rFonts w:ascii="Arial" w:cs="Arial" w:eastAsia="Arial" w:hAnsi="Arial"/>
@@ -20502,7 +20502,7 @@
               <w:spacing w:after="10" w:before="0"/>
               <w:ind w:left="120"/>
             </w:pPr>
-            <w:hyperlink w:history="1" r:id="rId2zz9d__fsa9nyshhdpp3q">
+            <w:hyperlink w:history="1" r:id="rIduc-nafmarp-knrmlpn2k5">
               <w:r>
                 <w:rPr>
                   <w:rFonts w:ascii="Arial" w:cs="Arial" w:eastAsia="Arial" w:hAnsi="Arial"/>
@@ -20702,7 +20702,7 @@
             <w:pPr>
               <w:spacing w:after="20" w:before="0"/>
             </w:pPr>
-            <w:hyperlink w:history="1" r:id="rIdihbdjgf0iywiw8xpgmzow">
+            <w:hyperlink w:history="1" r:id="rIdabpd01o6gjowgc_b2j51i">
               <w:r>
                 <w:rPr>
                   <w:rFonts w:ascii="Arial" w:cs="Arial" w:eastAsia="Arial" w:hAnsi="Arial"/>
@@ -20751,7 +20751,7 @@
               <w:spacing w:after="10" w:before="0"/>
               <w:ind w:left="120"/>
             </w:pPr>
-            <w:hyperlink w:history="1" r:id="rIdwvvesrbnxndaxetxd6xb2">
+            <w:hyperlink w:history="1" r:id="rIdlcnc0g3igj-82bjyqv_ec">
               <w:r>
                 <w:rPr>
                   <w:rFonts w:ascii="Arial" w:cs="Arial" w:eastAsia="Arial" w:hAnsi="Arial"/>
@@ -20796,7 +20796,7 @@
             <w:pPr>
               <w:spacing w:after="20" w:before="0"/>
             </w:pPr>
-            <w:hyperlink w:history="1" r:id="rId-ojtawvitvt5jvwjjvfup">
+            <w:hyperlink w:history="1" r:id="rIdnoswxv4w3lfy8oewplnr2">
               <w:r>
                 <w:rPr>
                   <w:rFonts w:ascii="Arial" w:cs="Arial" w:eastAsia="Arial" w:hAnsi="Arial"/>
@@ -20845,7 +20845,7 @@
               <w:spacing w:after="10" w:before="0"/>
               <w:ind w:left="120"/>
             </w:pPr>
-            <w:hyperlink w:history="1" r:id="rIdv-0pzryc9mnc9muxylvqo">
+            <w:hyperlink w:history="1" r:id="rIdstaopay-_f0mkimitegkx">
               <w:r>
                 <w:rPr>
                   <w:rFonts w:ascii="Arial" w:cs="Arial" w:eastAsia="Arial" w:hAnsi="Arial"/>
@@ -21370,7 +21370,7 @@
         </w:rPr>
         <w:t xml:space="preserve">© 2026 SeaVuria and ARES. Aligned with KICD objectives. Developed by SeaVuria; technical implementation by ARES (with AI assistance from Claude). Licensed under </w:t>
       </w:r>
-      <w:hyperlink w:history="1" r:id="rIdlpbsqjrn_ltwgp9uq_ebc">
+      <w:hyperlink w:history="1" r:id="rId9gsjeyykykd3dcsq49ibo">
         <w:r>
           <w:rPr>
             <w:rFonts w:ascii="Arial" w:cs="Arial" w:eastAsia="Arial" w:hAnsi="Arial"/>
@@ -21391,7 +21391,7 @@
         </w:rPr>
         <w:t xml:space="preserve"> (</w:t>
       </w:r>
-      <w:hyperlink w:history="1" r:id="rId268ndun3znsll79lmjjrb">
+      <w:hyperlink w:history="1" r:id="rId0qwjpbuuww4mkh2rrc5to">
         <w:r>
           <w:rPr>
             <w:rFonts w:ascii="Arial" w:cs="Arial" w:eastAsia="Arial" w:hAnsi="Arial"/>
@@ -22431,7 +22431,7 @@
             <w:pPr>
               <w:spacing w:after="20" w:before="0"/>
             </w:pPr>
-            <w:hyperlink w:history="1" r:id="rIdntpca8upeaxm_cfhbxs70">
+            <w:hyperlink w:history="1" r:id="rId8sncli0sjc14pjqnhlpdm">
               <w:r>
                 <w:rPr>
                   <w:rFonts w:ascii="Arial" w:cs="Arial" w:eastAsia="Arial" w:hAnsi="Arial"/>
@@ -22464,7 +22464,7 @@
               <w:spacing w:after="10" w:before="0"/>
               <w:ind w:left="120"/>
             </w:pPr>
-            <w:hyperlink w:history="1" r:id="rIdx8tfjencit8slz3sofpnc">
+            <w:hyperlink w:history="1" r:id="rIdsyzhwog7xrfohyj9jxk_p">
               <w:r>
                 <w:rPr>
                   <w:rFonts w:ascii="Arial" w:cs="Arial" w:eastAsia="Arial" w:hAnsi="Arial"/>
@@ -22509,7 +22509,7 @@
             <w:pPr>
               <w:spacing w:after="20" w:before="0"/>
             </w:pPr>
-            <w:hyperlink w:history="1" r:id="rIdg1lqq08dlmvilcnmw6dow">
+            <w:hyperlink w:history="1" r:id="rIdifn7fgz7wceju67jrc2hw">
               <w:r>
                 <w:rPr>
                   <w:rFonts w:ascii="Arial" w:cs="Arial" w:eastAsia="Arial" w:hAnsi="Arial"/>
@@ -22542,7 +22542,7 @@
               <w:spacing w:after="10" w:before="0"/>
               <w:ind w:left="120"/>
             </w:pPr>
-            <w:hyperlink w:history="1" r:id="rIdte-sp9k7s9pjh5jhheoqb">
+            <w:hyperlink w:history="1" r:id="rId-wyyx4p99ymho6bxptftr">
               <w:r>
                 <w:rPr>
                   <w:rFonts w:ascii="Arial" w:cs="Arial" w:eastAsia="Arial" w:hAnsi="Arial"/>
@@ -22742,7 +22742,7 @@
             <w:pPr>
               <w:spacing w:after="20" w:before="0"/>
             </w:pPr>
-            <w:hyperlink w:history="1" r:id="rIdnpz7ks1t74vtx-zk72dpa">
+            <w:hyperlink w:history="1" r:id="rIdt5do95mmgmqu4k3nfgycj">
               <w:r>
                 <w:rPr>
                   <w:rFonts w:ascii="Arial" w:cs="Arial" w:eastAsia="Arial" w:hAnsi="Arial"/>
@@ -22775,7 +22775,7 @@
               <w:spacing w:after="10" w:before="0"/>
               <w:ind w:left="120"/>
             </w:pPr>
-            <w:hyperlink w:history="1" r:id="rIdll2w--k1s63znrzme4wkb">
+            <w:hyperlink w:history="1" r:id="rId-gywsstcfdlmruinndnul">
               <w:r>
                 <w:rPr>
                   <w:rFonts w:ascii="Arial" w:cs="Arial" w:eastAsia="Arial" w:hAnsi="Arial"/>
@@ -22820,7 +22820,7 @@
             <w:pPr>
               <w:spacing w:after="20" w:before="0"/>
             </w:pPr>
-            <w:hyperlink w:history="1" r:id="rIdj_67xmjuu9fzfuwlhehcm">
+            <w:hyperlink w:history="1" r:id="rIdnl5i8_pp-8fsanlxesb8d">
               <w:r>
                 <w:rPr>
                   <w:rFonts w:ascii="Arial" w:cs="Arial" w:eastAsia="Arial" w:hAnsi="Arial"/>
@@ -22853,7 +22853,7 @@
               <w:spacing w:after="10" w:before="0"/>
               <w:ind w:left="120"/>
             </w:pPr>
-            <w:hyperlink w:history="1" r:id="rIdhtxjthvh1ho2chmvp_vhq">
+            <w:hyperlink w:history="1" r:id="rIdvairv-1dqokqayvuervwd">
               <w:r>
                 <w:rPr>
                   <w:rFonts w:ascii="Arial" w:cs="Arial" w:eastAsia="Arial" w:hAnsi="Arial"/>
@@ -23053,7 +23053,7 @@
             <w:pPr>
               <w:spacing w:after="20" w:before="0"/>
             </w:pPr>
-            <w:hyperlink w:history="1" r:id="rIdpyhc6nte-fxsws7rupim9">
+            <w:hyperlink w:history="1" r:id="rIdynbo4k71nmcd4n0ab1tde">
               <w:r>
                 <w:rPr>
                   <w:rFonts w:ascii="Arial" w:cs="Arial" w:eastAsia="Arial" w:hAnsi="Arial"/>
@@ -23102,7 +23102,7 @@
               <w:spacing w:after="10" w:before="0"/>
               <w:ind w:left="120"/>
             </w:pPr>
-            <w:hyperlink w:history="1" r:id="rIdzdh51l89wpfcmx9del-bl">
+            <w:hyperlink w:history="1" r:id="rId2l3n6ji9dzdil51bwhv34">
               <w:r>
                 <w:rPr>
                   <w:rFonts w:ascii="Arial" w:cs="Arial" w:eastAsia="Arial" w:hAnsi="Arial"/>
@@ -23147,7 +23147,7 @@
             <w:pPr>
               <w:spacing w:after="20" w:before="0"/>
             </w:pPr>
-            <w:hyperlink w:history="1" r:id="rId33-wb-tlzpqe8y3xo7-sk">
+            <w:hyperlink w:history="1" r:id="rIdy5ewljepx5hwxrxaarwry">
               <w:r>
                 <w:rPr>
                   <w:rFonts w:ascii="Arial" w:cs="Arial" w:eastAsia="Arial" w:hAnsi="Arial"/>
@@ -23180,7 +23180,7 @@
               <w:spacing w:after="10" w:before="0"/>
               <w:ind w:left="120"/>
             </w:pPr>
-            <w:hyperlink w:history="1" r:id="rIdgqyjjnrngetumqmkavbc6">
+            <w:hyperlink w:history="1" r:id="rIdezai6z4_kl3y3echz7myq">
               <w:r>
                 <w:rPr>
                   <w:rFonts w:ascii="Arial" w:cs="Arial" w:eastAsia="Arial" w:hAnsi="Arial"/>
@@ -23380,7 +23380,7 @@
             <w:pPr>
               <w:spacing w:after="20" w:before="0"/>
             </w:pPr>
-            <w:hyperlink w:history="1" r:id="rIdauhp1ybj-xw6hdxxrgsao">
+            <w:hyperlink w:history="1" r:id="rIdq3ozvtxwvtvdhhkk34oam">
               <w:r>
                 <w:rPr>
                   <w:rFonts w:ascii="Arial" w:cs="Arial" w:eastAsia="Arial" w:hAnsi="Arial"/>
@@ -23429,7 +23429,7 @@
               <w:spacing w:after="10" w:before="0"/>
               <w:ind w:left="120"/>
             </w:pPr>
-            <w:hyperlink w:history="1" r:id="rIdqktbufzdkgdphxr140yq5">
+            <w:hyperlink w:history="1" r:id="rId208ih_m2v325hlilt2kjl">
               <w:r>
                 <w:rPr>
                   <w:rFonts w:ascii="Arial" w:cs="Arial" w:eastAsia="Arial" w:hAnsi="Arial"/>
@@ -23474,7 +23474,7 @@
             <w:pPr>
               <w:spacing w:after="20" w:before="0"/>
             </w:pPr>
-            <w:hyperlink w:history="1" r:id="rIdhbkg6icuble-grus9sgdn">
+            <w:hyperlink w:history="1" r:id="rIdpfny2nfgoteutjwlq5yco">
               <w:r>
                 <w:rPr>
                   <w:rFonts w:ascii="Arial" w:cs="Arial" w:eastAsia="Arial" w:hAnsi="Arial"/>
@@ -23507,7 +23507,7 @@
               <w:spacing w:after="10" w:before="0"/>
               <w:ind w:left="120"/>
             </w:pPr>
-            <w:hyperlink w:history="1" r:id="rIdjpg639lubigjayoccgetj">
+            <w:hyperlink w:history="1" r:id="rIdmeprhhfepop57ifnqb1gp">
               <w:r>
                 <w:rPr>
                   <w:rFonts w:ascii="Arial" w:cs="Arial" w:eastAsia="Arial" w:hAnsi="Arial"/>
@@ -23707,7 +23707,7 @@
             <w:pPr>
               <w:spacing w:after="20" w:before="0"/>
             </w:pPr>
-            <w:hyperlink w:history="1" r:id="rIdjijekbi51iuw4igcgmfez">
+            <w:hyperlink w:history="1" r:id="rIdc01r0_kr4rg1-ffsnwlsz">
               <w:r>
                 <w:rPr>
                   <w:rFonts w:ascii="Arial" w:cs="Arial" w:eastAsia="Arial" w:hAnsi="Arial"/>
@@ -23756,7 +23756,7 @@
               <w:spacing w:after="10" w:before="0"/>
               <w:ind w:left="120"/>
             </w:pPr>
-            <w:hyperlink w:history="1" r:id="rIdthb3i1h0aisuujzysnaqr">
+            <w:hyperlink w:history="1" r:id="rIdqhuvw7asutocaoi2wpede">
               <w:r>
                 <w:rPr>
                   <w:rFonts w:ascii="Arial" w:cs="Arial" w:eastAsia="Arial" w:hAnsi="Arial"/>
@@ -23801,7 +23801,7 @@
             <w:pPr>
               <w:spacing w:after="20" w:before="0"/>
             </w:pPr>
-            <w:hyperlink w:history="1" r:id="rIdgolgsa9qstuveroymzsrk">
+            <w:hyperlink w:history="1" r:id="rIdo1s2n8uxueoybajb5xb7v">
               <w:r>
                 <w:rPr>
                   <w:rFonts w:ascii="Arial" w:cs="Arial" w:eastAsia="Arial" w:hAnsi="Arial"/>
@@ -23834,7 +23834,7 @@
               <w:spacing w:after="10" w:before="0"/>
               <w:ind w:left="120"/>
             </w:pPr>
-            <w:hyperlink w:history="1" r:id="rIdze5zmtuwx-5nfy8uwqoy7">
+            <w:hyperlink w:history="1" r:id="rId_0gq8l0jfnat82korsm-b">
               <w:r>
                 <w:rPr>
                   <w:rFonts w:ascii="Arial" w:cs="Arial" w:eastAsia="Arial" w:hAnsi="Arial"/>
@@ -24359,7 +24359,7 @@
         </w:rPr>
         <w:t xml:space="preserve">© 2026 SeaVuria and ARES. Aligned with KICD objectives. Developed by SeaVuria; technical implementation by ARES (with AI assistance from Claude). Licensed under </w:t>
       </w:r>
-      <w:hyperlink w:history="1" r:id="rId-2zam66xkoym7vk9hjafw">
+      <w:hyperlink w:history="1" r:id="rIdyjuszmqfofvmusupvdhnu">
         <w:r>
           <w:rPr>
             <w:rFonts w:ascii="Arial" w:cs="Arial" w:eastAsia="Arial" w:hAnsi="Arial"/>
@@ -24380,7 +24380,7 @@
         </w:rPr>
         <w:t xml:space="preserve"> (</w:t>
       </w:r>
-      <w:hyperlink w:history="1" r:id="rIdz8zq3ofgsbjuf0k7w76co">
+      <w:hyperlink w:history="1" r:id="rIdog9f3aqklh1ugdx-xphk-">
         <w:r>
           <w:rPr>
             <w:rFonts w:ascii="Arial" w:cs="Arial" w:eastAsia="Arial" w:hAnsi="Arial"/>
@@ -25420,7 +25420,7 @@
             <w:pPr>
               <w:spacing w:after="20" w:before="0"/>
             </w:pPr>
-            <w:hyperlink w:history="1" r:id="rIdgds3weiqdxxxzi37jh19k">
+            <w:hyperlink w:history="1" r:id="rIddeqetr-mf74qx46lgji2q">
               <w:r>
                 <w:rPr>
                   <w:rFonts w:ascii="Arial" w:cs="Arial" w:eastAsia="Arial" w:hAnsi="Arial"/>
@@ -25453,7 +25453,7 @@
               <w:spacing w:after="10" w:before="0"/>
               <w:ind w:left="120"/>
             </w:pPr>
-            <w:hyperlink w:history="1" r:id="rId1bw6swgkxz9m9wdm1yjkb">
+            <w:hyperlink w:history="1" r:id="rIdl44-7ksytjbs5ee66f1gd">
               <w:r>
                 <w:rPr>
                   <w:rFonts w:ascii="Arial" w:cs="Arial" w:eastAsia="Arial" w:hAnsi="Arial"/>
@@ -25498,7 +25498,7 @@
             <w:pPr>
               <w:spacing w:after="20" w:before="0"/>
             </w:pPr>
-            <w:hyperlink w:history="1" r:id="rIdrotweoqqyttdwydg6refa">
+            <w:hyperlink w:history="1" r:id="rIdyihenala9jhm1g_dfgzxs">
               <w:r>
                 <w:rPr>
                   <w:rFonts w:ascii="Arial" w:cs="Arial" w:eastAsia="Arial" w:hAnsi="Arial"/>
@@ -25531,7 +25531,7 @@
               <w:spacing w:after="10" w:before="0"/>
               <w:ind w:left="120"/>
             </w:pPr>
-            <w:hyperlink w:history="1" r:id="rIdyb0mf8g7gnphlnqb2l9m2">
+            <w:hyperlink w:history="1" r:id="rIdgyzosblvxoy6tfzt3xe0y">
               <w:r>
                 <w:rPr>
                   <w:rFonts w:ascii="Arial" w:cs="Arial" w:eastAsia="Arial" w:hAnsi="Arial"/>
@@ -25731,7 +25731,7 @@
             <w:pPr>
               <w:spacing w:after="20" w:before="0"/>
             </w:pPr>
-            <w:hyperlink w:history="1" r:id="rIdpyj1pesathzuydnfilzer">
+            <w:hyperlink w:history="1" r:id="rIdcce_7yql7d0tsh9472whn">
               <w:r>
                 <w:rPr>
                   <w:rFonts w:ascii="Arial" w:cs="Arial" w:eastAsia="Arial" w:hAnsi="Arial"/>
@@ -25764,7 +25764,7 @@
               <w:spacing w:after="10" w:before="0"/>
               <w:ind w:left="120"/>
             </w:pPr>
-            <w:hyperlink w:history="1" r:id="rId8bfurzu1rd2y01a-xcmee">
+            <w:hyperlink w:history="1" r:id="rIdfqlr4uloqbmxepykofjcn">
               <w:r>
                 <w:rPr>
                   <w:rFonts w:ascii="Arial" w:cs="Arial" w:eastAsia="Arial" w:hAnsi="Arial"/>
@@ -25809,7 +25809,7 @@
             <w:pPr>
               <w:spacing w:after="20" w:before="0"/>
             </w:pPr>
-            <w:hyperlink w:history="1" r:id="rId-y2t7g2sa1xweemrcu75z">
+            <w:hyperlink w:history="1" r:id="rId1nfg3x4y-ig9ivepbmwtg">
               <w:r>
                 <w:rPr>
                   <w:rFonts w:ascii="Arial" w:cs="Arial" w:eastAsia="Arial" w:hAnsi="Arial"/>
@@ -25842,7 +25842,7 @@
               <w:spacing w:after="10" w:before="0"/>
               <w:ind w:left="120"/>
             </w:pPr>
-            <w:hyperlink w:history="1" r:id="rIdjpl0ltwqayolqflnpzr-d">
+            <w:hyperlink w:history="1" r:id="rIdl-fvyqcnzzad0fjizpf1f">
               <w:r>
                 <w:rPr>
                   <w:rFonts w:ascii="Arial" w:cs="Arial" w:eastAsia="Arial" w:hAnsi="Arial"/>
@@ -26042,7 +26042,7 @@
             <w:pPr>
               <w:spacing w:after="20" w:before="0"/>
             </w:pPr>
-            <w:hyperlink w:history="1" r:id="rId8kv1iudkonpspdezs6zhh">
+            <w:hyperlink w:history="1" r:id="rIdkjxkujff5htz_i7jg1k_k">
               <w:r>
                 <w:rPr>
                   <w:rFonts w:ascii="Arial" w:cs="Arial" w:eastAsia="Arial" w:hAnsi="Arial"/>
@@ -26075,7 +26075,7 @@
               <w:spacing w:after="10" w:before="0"/>
               <w:ind w:left="120"/>
             </w:pPr>
-            <w:hyperlink w:history="1" r:id="rIdxkcveyz0ugpdvjx5fv2ms">
+            <w:hyperlink w:history="1" r:id="rIdl2kjefgb6ssoobkzslcc8">
               <w:r>
                 <w:rPr>
                   <w:rFonts w:ascii="Arial" w:cs="Arial" w:eastAsia="Arial" w:hAnsi="Arial"/>
@@ -26120,7 +26120,7 @@
             <w:pPr>
               <w:spacing w:after="20" w:before="0"/>
             </w:pPr>
-            <w:hyperlink w:history="1" r:id="rIdlvx2w1wmbpbtep0khsyfp">
+            <w:hyperlink w:history="1" r:id="rIdxwp1o7qo1cmb4r4iircgl">
               <w:r>
                 <w:rPr>
                   <w:rFonts w:ascii="Arial" w:cs="Arial" w:eastAsia="Arial" w:hAnsi="Arial"/>
@@ -26169,7 +26169,7 @@
               <w:spacing w:after="10" w:before="0"/>
               <w:ind w:left="120"/>
             </w:pPr>
-            <w:hyperlink w:history="1" r:id="rIdcqsibch0kyl5ah8wzpszx">
+            <w:hyperlink w:history="1" r:id="rId_vxxieir9s0y1ihv1fggc">
               <w:r>
                 <w:rPr>
                   <w:rFonts w:ascii="Arial" w:cs="Arial" w:eastAsia="Arial" w:hAnsi="Arial"/>
@@ -26809,7 +26809,7 @@
             <w:pPr>
               <w:spacing w:after="20" w:before="0"/>
             </w:pPr>
-            <w:hyperlink w:history="1" r:id="rIdttx2wcdhfplcz9olgjnrk">
+            <w:hyperlink w:history="1" r:id="rIdexum4crzlbyeohylsaflu">
               <w:r>
                 <w:rPr>
                   <w:rFonts w:ascii="Arial" w:cs="Arial" w:eastAsia="Arial" w:hAnsi="Arial"/>
@@ -26842,7 +26842,7 @@
               <w:spacing w:after="10" w:before="0"/>
               <w:ind w:left="120"/>
             </w:pPr>
-            <w:hyperlink w:history="1" r:id="rIdeylhfeidumnnr4x7hoqxx">
+            <w:hyperlink w:history="1" r:id="rIdy_lz2ltcbshgdm7qmzayk">
               <w:r>
                 <w:rPr>
                   <w:rFonts w:ascii="Arial" w:cs="Arial" w:eastAsia="Arial" w:hAnsi="Arial"/>
@@ -26887,7 +26887,7 @@
             <w:pPr>
               <w:spacing w:after="20" w:before="0"/>
             </w:pPr>
-            <w:hyperlink w:history="1" r:id="rIdfdo3r_vhvl-selypjxnf6">
+            <w:hyperlink w:history="1" r:id="rIdpd9gooju4ptejih4n3kv9">
               <w:r>
                 <w:rPr>
                   <w:rFonts w:ascii="Arial" w:cs="Arial" w:eastAsia="Arial" w:hAnsi="Arial"/>
@@ -26936,7 +26936,7 @@
               <w:spacing w:after="10" w:before="0"/>
               <w:ind w:left="120"/>
             </w:pPr>
-            <w:hyperlink w:history="1" r:id="rIdo2-aqrvfyo9c3mamvvf-w">
+            <w:hyperlink w:history="1" r:id="rIdkxvfos3ivhfpr9uhr0t_x">
               <w:r>
                 <w:rPr>
                   <w:rFonts w:ascii="Arial" w:cs="Arial" w:eastAsia="Arial" w:hAnsi="Arial"/>
@@ -27136,7 +27136,7 @@
             <w:pPr>
               <w:spacing w:after="20" w:before="0"/>
             </w:pPr>
-            <w:hyperlink w:history="1" r:id="rIdsreujyi6lluue8kcn4lvw">
+            <w:hyperlink w:history="1" r:id="rId5ramgjsdyyr4qutq-ct-_">
               <w:r>
                 <w:rPr>
                   <w:rFonts w:ascii="Arial" w:cs="Arial" w:eastAsia="Arial" w:hAnsi="Arial"/>
@@ -27169,7 +27169,7 @@
               <w:spacing w:after="10" w:before="0"/>
               <w:ind w:left="120"/>
             </w:pPr>
-            <w:hyperlink w:history="1" r:id="rIdn2vjqs_2dayg7hft38i7w">
+            <w:hyperlink w:history="1" r:id="rId1ta88jzpgcomyggd5kg3e">
               <w:r>
                 <w:rPr>
                   <w:rFonts w:ascii="Arial" w:cs="Arial" w:eastAsia="Arial" w:hAnsi="Arial"/>
@@ -27214,7 +27214,7 @@
             <w:pPr>
               <w:spacing w:after="20" w:before="0"/>
             </w:pPr>
-            <w:hyperlink w:history="1" r:id="rIdo94forw025qjz8ey8c8qz">
+            <w:hyperlink w:history="1" r:id="rIdnhzcw3y9i9ctumvw0gbdk">
               <w:r>
                 <w:rPr>
                   <w:rFonts w:ascii="Arial" w:cs="Arial" w:eastAsia="Arial" w:hAnsi="Arial"/>
@@ -27263,7 +27263,7 @@
               <w:spacing w:after="10" w:before="0"/>
               <w:ind w:left="120"/>
             </w:pPr>
-            <w:hyperlink w:history="1" r:id="rIdkqssbhja6b5eyyoi5mezb">
+            <w:hyperlink w:history="1" r:id="rIdwpgdqi-iij52g-tizwrku">
               <w:r>
                 <w:rPr>
                   <w:rFonts w:ascii="Arial" w:cs="Arial" w:eastAsia="Arial" w:hAnsi="Arial"/>
@@ -27788,7 +27788,7 @@
         </w:rPr>
         <w:t xml:space="preserve">© 2026 SeaVuria and ARES. Aligned with KICD objectives. Developed by SeaVuria; technical implementation by ARES (with AI assistance from Claude). Licensed under </w:t>
       </w:r>
-      <w:hyperlink w:history="1" r:id="rId8yya6gwxw0-3_zytnw0rx">
+      <w:hyperlink w:history="1" r:id="rIdjrwtfhjyocqv-jdagfh9z">
         <w:r>
           <w:rPr>
             <w:rFonts w:ascii="Arial" w:cs="Arial" w:eastAsia="Arial" w:hAnsi="Arial"/>
@@ -27809,7 +27809,7 @@
         </w:rPr>
         <w:t xml:space="preserve"> (</w:t>
       </w:r>
-      <w:hyperlink w:history="1" r:id="rIdyq5aubxjap0yoasdpxsfe">
+      <w:hyperlink w:history="1" r:id="rIdwosinpksyccbnpl1mvtr-">
         <w:r>
           <w:rPr>
             <w:rFonts w:ascii="Arial" w:cs="Arial" w:eastAsia="Arial" w:hAnsi="Arial"/>
